--- a/a7/packages/A7 Unit 6 - Relationships in Triangles/Lessons/6.01/Keys/A7 6.01 Triangle Inequality Theorem; Converse of the Pythagorean Theorem - Question Bank - Key.docx
+++ b/a7/packages/A7 Unit 6 - Relationships in Triangles/Lessons/6.01/Keys/A7 6.01 Triangle Inequality Theorem; Converse of the Pythagorean Theorem - Question Bank - Key.docx
@@ -342,7 +342,7 @@
                 <w:color w:val="1A1A1A"/>
                 <w:sz w:val="22"/>
               </w:rPr>
-              <w:t>5 in, 13 in, 7 in</w:t>
+              <w:t>5 inches, 13 inches, 7 inches</w:t>
             </w:r>
           </w:p>
           <w:p>
@@ -497,7 +497,7 @@
           <w:color w:val="1A1A1A"/>
           <w:sz w:val="22"/>
         </w:rPr>
-        <w:t>For questions 4 and 5, two sides are given. What lengths can the third side be?</w:t>
+        <w:t>For questions 4 and 5, two sides of a triangle are given. Write an inequality for the third side, x.</w:t>
       </w:r>
     </w:p>
     <w:tbl>
@@ -566,7 +566,7 @@
                 <w:color w:val="9E1B32"/>
                 <w:sz w:val="22"/>
               </w:rPr>
-              <w:t>More than 5 cm and less than 11 cm</w:t>
+              <w:t>5 &lt; x &lt; 11 (centimeters)</w:t>
             </w:r>
           </w:p>
         </w:tc>
@@ -633,7 +633,7 @@
                 <w:color w:val="1A1A1A"/>
                 <w:sz w:val="22"/>
               </w:rPr>
-              <w:t>1 cm and 5 cm; the third side is a whole number of centimeters</w:t>
+              <w:t>1 cm and 5 cm; the third side is a whole number of centimeters — which one?</w:t>
             </w:r>
           </w:p>
           <w:p>
@@ -648,7 +648,7 @@
                 <w:color w:val="9E1B32"/>
                 <w:sz w:val="22"/>
               </w:rPr>
-              <w:t>5 cm — the only whole number more than 4 and less than 6</w:t>
+              <w:t>4 &lt; x &lt; 6, so x = 5 cm — the only whole number between</w:t>
             </w:r>
           </w:p>
         </w:tc>
@@ -822,7 +822,7 @@
                 <w:color w:val="1A1A1A"/>
                 <w:sz w:val="22"/>
               </w:rPr>
-              <w:t>26 in, 24 in, 10 in</w:t>
+              <w:t>26 inches, 24 inches, 10 inches</w:t>
             </w:r>
           </w:p>
           <w:p>
